--- a/4 курс/8 Администрирование компьютерных сетей/1.docx
+++ b/4 курс/8 Администрирование компьютерных сетей/1.docx
@@ -792,7 +792,13 @@
         <w:t xml:space="preserve"> и умный холодильник</w:t>
       </w:r>
       <w:r>
-        <w:t>, а Главе семьи: «смарт»-ТВ.</w:t>
+        <w:t>, а</w:t>
+      </w:r>
+      <w:r>
+        <w:t xml:space="preserve"> Папе</w:t>
+      </w:r>
+      <w:r>
+        <w:t>: «смарт»-ТВ.</w:t>
       </w:r>
     </w:p>
     <w:p>
@@ -918,13 +924,8 @@
         <w:ind w:left="0" w:firstLine="426"/>
         <w:jc w:val="both"/>
       </w:pPr>
-      <w:proofErr w:type="spellStart"/>
-      <w:r>
-        <w:t>Планоплан</w:t>
-      </w:r>
-      <w:proofErr w:type="spellEnd"/>
-      <w:r>
-        <w:t xml:space="preserve"> (</w:t>
+      <w:r>
+        <w:t>Планоплан (</w:t>
       </w:r>
       <w:hyperlink r:id="rId10" w:history="1">
         <w:r>
@@ -995,14 +996,12 @@
           <w:lang w:val="en-US"/>
         </w:rPr>
       </w:pPr>
-      <w:proofErr w:type="spellStart"/>
       <w:r>
         <w:rPr>
           <w:lang w:val="en-US"/>
         </w:rPr>
         <w:t>NetEmul</w:t>
       </w:r>
-      <w:proofErr w:type="spellEnd"/>
       <w:r>
         <w:rPr>
           <w:lang w:val="en-US"/>
@@ -1084,22 +1083,18 @@
       <w:r>
         <w:t xml:space="preserve"> были выбраны </w:t>
       </w:r>
-      <w:proofErr w:type="spellStart"/>
       <w:r>
         <w:t>Планоплан</w:t>
       </w:r>
-      <w:proofErr w:type="spellEnd"/>
       <w:r>
         <w:t xml:space="preserve"> и </w:t>
       </w:r>
-      <w:proofErr w:type="spellStart"/>
       <w:r>
         <w:rPr>
           <w:lang w:val="en-US"/>
         </w:rPr>
         <w:t>NetEmul</w:t>
       </w:r>
-      <w:proofErr w:type="spellEnd"/>
       <w:r>
         <w:t xml:space="preserve"> соответственно</w:t>
       </w:r>
@@ -1111,11 +1106,9 @@
       <w:pPr>
         <w:jc w:val="both"/>
       </w:pPr>
-      <w:proofErr w:type="spellStart"/>
       <w:r>
         <w:t>Планоплан</w:t>
       </w:r>
-      <w:proofErr w:type="spellEnd"/>
       <w:r>
         <w:t xml:space="preserve"> </w:t>
       </w:r>
@@ -1154,14 +1147,12 @@
       <w:pPr>
         <w:jc w:val="both"/>
       </w:pPr>
-      <w:proofErr w:type="spellStart"/>
       <w:r>
         <w:rPr>
           <w:lang w:val="en-US"/>
         </w:rPr>
         <w:t>NetEmul</w:t>
       </w:r>
-      <w:proofErr w:type="spellEnd"/>
       <w:r>
         <w:t xml:space="preserve"> </w:t>
       </w:r>
@@ -1209,23 +1200,7 @@
           <w:sz w:val="20"/>
           <w:szCs w:val="20"/>
         </w:rPr>
-        <w:t xml:space="preserve">Примерный интерфейс рабочего окна </w:t>
-      </w:r>
-      <w:proofErr w:type="spellStart"/>
-      <w:r>
-        <w:rPr>
-          <w:sz w:val="20"/>
-          <w:szCs w:val="20"/>
-        </w:rPr>
-        <w:t>Планоплана</w:t>
-      </w:r>
-      <w:proofErr w:type="spellEnd"/>
-      <w:r>
-        <w:rPr>
-          <w:sz w:val="20"/>
-          <w:szCs w:val="20"/>
-        </w:rPr>
-        <w:t xml:space="preserve"> представлен на рис. 1</w:t>
+        <w:t>Примерный интерфейс рабочего окна Планоплана представлен на рис. 1</w:t>
       </w:r>
     </w:p>
     <w:p>
@@ -1346,23 +1321,7 @@
           <w:sz w:val="20"/>
           <w:szCs w:val="12"/>
         </w:rPr>
-        <w:t>. Примерный вид рабочего окна программы «</w:t>
-      </w:r>
-      <w:proofErr w:type="spellStart"/>
-      <w:r>
-        <w:rPr>
-          <w:sz w:val="20"/>
-          <w:szCs w:val="12"/>
-        </w:rPr>
-        <w:t>Планоплан</w:t>
-      </w:r>
-      <w:proofErr w:type="spellEnd"/>
-      <w:r>
-        <w:rPr>
-          <w:sz w:val="20"/>
-          <w:szCs w:val="12"/>
-        </w:rPr>
-        <w:t>»</w:t>
+        <w:t>. Примерный вид рабочего окна программы «Планоплан»</w:t>
       </w:r>
     </w:p>
     <w:p>
@@ -1370,6 +1329,7 @@
         <w:jc w:val="both"/>
       </w:pPr>
       <w:r>
+        <w:lastRenderedPageBreak/>
         <w:t xml:space="preserve">В ходе проектирования был получен следующий </w:t>
       </w:r>
       <w:r>
@@ -1638,6 +1598,7 @@
         <w:jc w:val="both"/>
       </w:pPr>
       <w:r>
+        <w:lastRenderedPageBreak/>
         <w:t>При совмещении плана помещения и логической схемы была получена структурная схема на рис. 3.</w:t>
       </w:r>
     </w:p>
@@ -1652,7 +1613,7 @@
           <w:noProof/>
         </w:rPr>
         <w:drawing>
-          <wp:inline distT="0" distB="0" distL="0" distR="0" wp14:anchorId="5DAEC127" wp14:editId="7D943AFD">
+          <wp:inline distT="0" distB="0" distL="0" distR="0" wp14:anchorId="5DAEC127" wp14:editId="075D5A2D">
             <wp:extent cx="5829300" cy="4646738"/>
             <wp:effectExtent l="0" t="0" r="0" b="0"/>
             <wp:docPr id="11" name="Рисунок 11"/>
@@ -1932,15 +1893,14 @@
         <w:jc w:val="both"/>
       </w:pPr>
       <w:r>
-        <w:t xml:space="preserve">С помощью режима «Прогулка» в </w:t>
-      </w:r>
-      <w:proofErr w:type="spellStart"/>
-      <w:r>
-        <w:t>Пароплане</w:t>
-      </w:r>
-      <w:proofErr w:type="spellEnd"/>
-      <w:r>
-        <w:t xml:space="preserve"> можно спланировать </w:t>
+        <w:lastRenderedPageBreak/>
+        <w:t>С помощью режима «Прогулка» в П</w:t>
+      </w:r>
+      <w:r>
+        <w:t>лан</w:t>
+      </w:r>
+      <w:r>
+        <w:t xml:space="preserve">оплане можно спланировать </w:t>
       </w:r>
       <w:r>
         <w:t>электротехнически</w:t>
@@ -2104,7 +2064,6 @@
                 <w:szCs w:val="24"/>
               </w:rPr>
             </w:pPr>
-            <w:proofErr w:type="spellStart"/>
             <w:r>
               <w:rPr>
                 <w:sz w:val="24"/>
@@ -2119,7 +2078,6 @@
               </w:rPr>
               <w:t>ва</w:t>
             </w:r>
-            <w:proofErr w:type="spellEnd"/>
             <w:r>
               <w:rPr>
                 <w:sz w:val="24"/>
@@ -2157,7 +2115,6 @@
               </w:rPr>
               <w:t xml:space="preserve">   </w:t>
             </w:r>
-            <w:proofErr w:type="spellStart"/>
             <w:r>
               <w:rPr>
                 <w:sz w:val="24"/>
@@ -2165,17 +2122,15 @@
               </w:rPr>
               <w:t>тели</w:t>
             </w:r>
-            <w:proofErr w:type="spellEnd"/>
-          </w:p>
-          <w:p>
-            <w:pPr>
-              <w:ind w:firstLine="0"/>
-              <w:rPr>
-                <w:sz w:val="24"/>
-                <w:szCs w:val="24"/>
-              </w:rPr>
-            </w:pPr>
-            <w:proofErr w:type="spellStart"/>
+          </w:p>
+          <w:p>
+            <w:pPr>
+              <w:ind w:firstLine="0"/>
+              <w:rPr>
+                <w:sz w:val="24"/>
+                <w:szCs w:val="24"/>
+              </w:rPr>
+            </w:pPr>
             <w:r>
               <w:rPr>
                 <w:sz w:val="24"/>
@@ -2183,7 +2138,6 @@
               </w:rPr>
               <w:t>дование</w:t>
             </w:r>
-            <w:proofErr w:type="spellEnd"/>
           </w:p>
         </w:tc>
         <w:tc>
